--- a/pr-preview/pr-411/index-tracked-changes.docx
+++ b/pr-preview/pr-411/index-tracked-changes.docx
@@ -16,7 +16,7 @@
       </w:pPr>
       <w:del w:id="1" w:author="PR Preview" w:date="2026-01-01T00:00:00Z">
         <w:r>
-          <w:delText xml:space="preserve">Last modified: 2026-10-19 02:15:55 (PDT)</w:delText>
+          <w:delText xml:space="preserve">Last modified: 2026-10-19 11:02:25 (PDT)</w:delText>
         </w:r>
       </w:del>
     </w:p>
@@ -26,11 +26,11 @@
       </w:pPr>
       <w:ins w:id="2" w:author="PR Preview" w:date="2026-01-01T00:00:00Z">
         <w:r>
-          <w:t xml:space="preserve">Last modified: 2026-10-19 03:11:51 (PDT)</w:t>
+          <w:t xml:space="preserve">Last modified: 2026-10-19 11:35:40 (PDT)</w:t>
         </w:r>
       </w:ins>
     </w:p>
-    <w:bookmarkStart w:id="28" w:name="welcome"/>
+    <w:bookmarkStart w:id="30" w:name="welcome"/>
     <w:p>
       <w:pPr>
         <w:pStyle w:val="Heading2"/>
@@ -385,7 +385,38 @@
         </m:r>
       </m:oMath>
       <w:r>
-        <w:t xml:space="preserve">-algebras, pairwise disjoint sets, finite and countable additivity,</w:t>
+        <w:t xml:space="preserve">-algebras,</w:t>
+      </w:r>
+      <w:r>
+        <w:t xml:space="preserve"> </w:t>
+      </w:r>
+      <w:hyperlink r:id="rId19">
+        <w:r>
+          <w:rPr>
+            <w:rStyle w:val="Hyperlink"/>
+          </w:rPr>
+          <w:t xml:space="preserve">finite</w:t>
+        </w:r>
+      </w:hyperlink>
+      <w:r>
+        <w:t xml:space="preserve"> </w:t>
+      </w:r>
+      <w:r>
+        <w:t xml:space="preserve">and</w:t>
+      </w:r>
+      <w:r>
+        <w:t xml:space="preserve"> </w:t>
+      </w:r>
+      <w:hyperlink r:id="rId20">
+        <w:r>
+          <w:rPr>
+            <w:rStyle w:val="Hyperlink"/>
+          </w:rPr>
+          <w:t xml:space="preserve">countable additivity</w:t>
+        </w:r>
+      </w:hyperlink>
+      <w:r>
+        <w:t xml:space="preserve">,</w:t>
       </w:r>
       <w:r>
         <w:t xml:space="preserve"> </w:t>
@@ -402,7 +433,7 @@
           <w:numId w:val="1001"/>
         </w:numPr>
       </w:pPr>
-      <w:hyperlink r:id="rId19">
+      <w:hyperlink r:id="rId21">
         <w:r>
           <w:rPr>
             <w:rStyle w:val="Hyperlink"/>
@@ -428,7 +459,7 @@
       <w:r>
         <w:t xml:space="preserve"> </w:t>
       </w:r>
-      <w:hyperlink r:id="rId20">
+      <w:hyperlink r:id="rId22">
         <w:r>
           <w:rPr>
             <w:rStyle w:val="Hyperlink"/>
@@ -442,7 +473,7 @@
       <w:r>
         <w:t xml:space="preserve"> </w:t>
       </w:r>
-      <w:hyperlink r:id="rId21">
+      <w:hyperlink r:id="rId23">
         <w:r>
           <w:rPr>
             <w:rStyle w:val="Hyperlink"/>
@@ -462,7 +493,7 @@
       <w:r>
         <w:t xml:space="preserve"> </w:t>
       </w:r>
-      <w:hyperlink r:id="rId22">
+      <w:hyperlink r:id="rId24">
         <w:r>
           <w:rPr>
             <w:rStyle w:val="Hyperlink"/>
@@ -491,7 +522,7 @@
           <w:numId w:val="1001"/>
         </w:numPr>
       </w:pPr>
-      <w:hyperlink r:id="rId23">
+      <w:hyperlink r:id="rId25">
         <w:r>
           <w:rPr>
             <w:rStyle w:val="Hyperlink"/>
@@ -529,7 +560,7 @@
           <w:numId w:val="1001"/>
         </w:numPr>
       </w:pPr>
-      <w:hyperlink r:id="rId24">
+      <w:hyperlink r:id="rId26">
         <w:r>
           <w:rPr>
             <w:rStyle w:val="Hyperlink"/>
@@ -561,7 +592,7 @@
           <w:numId w:val="1001"/>
         </w:numPr>
       </w:pPr>
-      <w:hyperlink r:id="rId25">
+      <w:hyperlink r:id="rId27">
         <w:r>
           <w:rPr>
             <w:rStyle w:val="Hyperlink"/>
@@ -593,7 +624,7 @@
           <w:numId w:val="1001"/>
         </w:numPr>
       </w:pPr>
-      <w:hyperlink r:id="rId26">
+      <w:hyperlink r:id="rId28">
         <w:r>
           <w:rPr>
             <w:rStyle w:val="Hyperlink"/>
@@ -613,7 +644,7 @@
       <w:r>
         <w:t xml:space="preserve"> </w:t>
       </w:r>
-      <w:hyperlink r:id="rId27">
+      <w:hyperlink r:id="rId29">
         <w:r>
           <w:rPr>
             <w:rStyle w:val="Hyperlink"/>
@@ -622,8 +653,8 @@
         </w:r>
       </w:hyperlink>
     </w:p>
-    <w:bookmarkEnd w:id="28"/>
-    <w:bookmarkStart w:id="38" w:name="further-reading"/>
+    <w:bookmarkEnd w:id="30"/>
+    <w:bookmarkStart w:id="40" w:name="further-reading"/>
     <w:p>
       <w:pPr>
         <w:pStyle w:val="Heading2"/>
@@ -647,7 +678,7 @@
           <w:numId w:val="1003"/>
         </w:numPr>
       </w:pPr>
-      <w:hyperlink r:id="rId29">
+      <w:hyperlink r:id="rId31">
         <w:r>
           <w:rPr>
             <w:rStyle w:val="Hyperlink"/>
@@ -723,7 +754,7 @@
           <w:numId w:val="1003"/>
         </w:numPr>
       </w:pPr>
-      <w:hyperlink r:id="rId30">
+      <w:hyperlink r:id="rId32">
         <w:r>
           <w:rPr>
             <w:rStyle w:val="Hyperlink"/>
@@ -752,7 +783,7 @@
       <w:r>
         <w:t xml:space="preserve"> </w:t>
       </w:r>
-      <w:hyperlink r:id="rId31">
+      <w:hyperlink r:id="rId33">
         <w:r>
           <w:rPr>
             <w:rStyle w:val="Hyperlink"/>
@@ -778,7 +809,7 @@
       <w:r>
         <w:t xml:space="preserve"> </w:t>
       </w:r>
-      <w:hyperlink r:id="rId32">
+      <w:hyperlink r:id="rId34">
         <w:r>
           <w:rPr>
             <w:rStyle w:val="Hyperlink"/>
@@ -813,7 +844,7 @@
       <w:r>
         <w:t xml:space="preserve"> </w:t>
       </w:r>
-      <w:hyperlink r:id="rId23">
+      <w:hyperlink r:id="rId25">
         <w:r>
           <w:rPr>
             <w:rStyle w:val="Hyperlink"/>
@@ -830,7 +861,7 @@
       <w:r>
         <w:t xml:space="preserve"> </w:t>
       </w:r>
-      <w:hyperlink r:id="rId24">
+      <w:hyperlink r:id="rId26">
         <w:r>
           <w:rPr>
             <w:rStyle w:val="Hyperlink"/>
@@ -852,7 +883,7 @@
           <w:numId w:val="1003"/>
         </w:numPr>
       </w:pPr>
-      <w:hyperlink r:id="rId33">
+      <w:hyperlink r:id="rId35">
         <w:r>
           <w:rPr>
             <w:rStyle w:val="Hyperlink"/>
@@ -887,7 +918,7 @@
       <w:r>
         <w:t xml:space="preserve"> </w:t>
       </w:r>
-      <w:hyperlink r:id="rId19">
+      <w:hyperlink r:id="rId21">
         <w:r>
           <w:rPr>
             <w:rStyle w:val="Hyperlink"/>
@@ -904,7 +935,7 @@
       <w:r>
         <w:t xml:space="preserve"> </w:t>
       </w:r>
-      <w:hyperlink r:id="rId24">
+      <w:hyperlink r:id="rId26">
         <w:r>
           <w:rPr>
             <w:rStyle w:val="Hyperlink"/>
@@ -932,7 +963,7 @@
           <w:numId w:val="1003"/>
         </w:numPr>
       </w:pPr>
-      <w:hyperlink r:id="rId34">
+      <w:hyperlink r:id="rId36">
         <w:r>
           <w:rPr>
             <w:rStyle w:val="Hyperlink"/>
@@ -961,7 +992,7 @@
           <w:numId w:val="1004"/>
         </w:numPr>
       </w:pPr>
-      <w:hyperlink r:id="rId35">
+      <w:hyperlink r:id="rId37">
         <w:r>
           <w:rPr>
             <w:rStyle w:val="Hyperlink"/>
@@ -978,7 +1009,7 @@
       <w:r>
         <w:t xml:space="preserve"> </w:t>
       </w:r>
-      <w:hyperlink r:id="rId23">
+      <w:hyperlink r:id="rId25">
         <w:r>
           <w:rPr>
             <w:rStyle w:val="Hyperlink"/>
@@ -1001,7 +1032,7 @@
           <w:numId w:val="1004"/>
         </w:numPr>
       </w:pPr>
-      <w:hyperlink r:id="rId36">
+      <w:hyperlink r:id="rId38">
         <w:r>
           <w:rPr>
             <w:rStyle w:val="Hyperlink"/>
@@ -1018,7 +1049,7 @@
       <w:r>
         <w:t xml:space="preserve"> </w:t>
       </w:r>
-      <w:hyperlink r:id="rId19">
+      <w:hyperlink r:id="rId21">
         <w:r>
           <w:rPr>
             <w:rStyle w:val="Hyperlink"/>
@@ -1041,7 +1072,7 @@
           <w:numId w:val="1004"/>
         </w:numPr>
       </w:pPr>
-      <w:hyperlink r:id="rId37">
+      <w:hyperlink r:id="rId39">
         <w:r>
           <w:rPr>
             <w:rStyle w:val="Hyperlink"/>
@@ -1058,7 +1089,7 @@
       <w:r>
         <w:t xml:space="preserve"> </w:t>
       </w:r>
-      <w:hyperlink r:id="rId24">
+      <w:hyperlink r:id="rId26">
         <w:r>
           <w:rPr>
             <w:rStyle w:val="Hyperlink"/>
@@ -1075,7 +1106,7 @@
       <w:r>
         <w:t xml:space="preserve"> </w:t>
       </w:r>
-      <w:hyperlink r:id="rId25">
+      <w:hyperlink r:id="rId27">
         <w:r>
           <w:rPr>
             <w:rStyle w:val="Hyperlink"/>
@@ -1090,8 +1121,8 @@
         <w:t xml:space="preserve">pages.</w:t>
       </w:r>
     </w:p>
-    <w:bookmarkEnd w:id="38"/>
-    <w:bookmarkStart w:id="39" w:name="using-these-notes-in-another-site"/>
+    <w:bookmarkEnd w:id="40"/>
+    <w:bookmarkStart w:id="41" w:name="using-these-notes-in-another-site"/>
     <w:p>
       <w:pPr>
         <w:pStyle w:val="Heading2"/>
@@ -1504,7 +1535,7 @@
             <w:pPr>
               <w:pStyle w:val="Compact"/>
             </w:pPr>
-            <w:hyperlink r:id="rId19">
+            <w:hyperlink r:id="rId21">
               <w:r>
                 <w:rPr>
                   <w:rStyle w:val="Hyperlink"/>
@@ -1560,7 +1591,7 @@
             <w:pPr>
               <w:pStyle w:val="Compact"/>
             </w:pPr>
-            <w:hyperlink r:id="rId23">
+            <w:hyperlink r:id="rId25">
               <w:r>
                 <w:rPr>
                   <w:rStyle w:val="Hyperlink"/>
@@ -1592,7 +1623,7 @@
             <w:pPr>
               <w:pStyle w:val="Compact"/>
             </w:pPr>
-            <w:hyperlink r:id="rId24">
+            <w:hyperlink r:id="rId26">
               <w:r>
                 <w:rPr>
                   <w:rStyle w:val="Hyperlink"/>
@@ -1624,7 +1655,7 @@
             <w:pPr>
               <w:pStyle w:val="Compact"/>
             </w:pPr>
-            <w:hyperlink r:id="rId25">
+            <w:hyperlink r:id="rId27">
               <w:r>
                 <w:rPr>
                   <w:rStyle w:val="Hyperlink"/>
@@ -1656,7 +1687,7 @@
             <w:pPr>
               <w:pStyle w:val="Compact"/>
             </w:pPr>
-            <w:hyperlink r:id="rId26">
+            <w:hyperlink r:id="rId28">
               <w:r>
                 <w:rPr>
                   <w:rStyle w:val="Hyperlink"/>
@@ -1890,8 +1921,8 @@
         <w:t xml:space="preserve">.</w:t>
       </w:r>
     </w:p>
-    <w:bookmarkEnd w:id="39"/>
-    <w:bookmarkStart w:id="43" w:name="references"/>
+    <w:bookmarkEnd w:id="41"/>
+    <w:bookmarkStart w:id="45" w:name="references"/>
     <w:p>
       <w:pPr>
         <w:pStyle w:val="Heading2"/>
@@ -1900,8 +1931,8 @@
         <w:t xml:space="preserve">References</w:t>
       </w:r>
     </w:p>
-    <w:bookmarkStart w:id="42" w:name="refs"/>
-    <w:bookmarkStart w:id="41" w:name="ref-cheng2025math"/>
+    <w:bookmarkStart w:id="44" w:name="refs"/>
+    <w:bookmarkStart w:id="43" w:name="ref-cheng2025math"/>
     <w:p>
       <w:pPr>
         <w:pStyle w:val="Bibliography"/>
@@ -1952,7 +1983,7 @@
       <w:r>
         <w:t xml:space="preserve"> </w:t>
       </w:r>
-      <w:hyperlink r:id="rId40">
+      <w:hyperlink r:id="rId42">
         <w:r>
           <w:rPr>
             <w:rStyle w:val="Hyperlink"/>
@@ -1961,9 +1992,9 @@
         </w:r>
       </w:hyperlink>
     </w:p>
-    <w:bookmarkEnd w:id="41"/>
-    <w:bookmarkEnd w:id="42"/>
     <w:bookmarkEnd w:id="43"/>
+    <w:bookmarkEnd w:id="44"/>
+    <w:bookmarkEnd w:id="45"/>
     <w:sectPr>
       <w:footnotePr>
         <w:numRestart w:val="eachSect"/>
